--- a/Docs/Word/UseCase.docx
+++ b/Docs/Word/UseCase.docx
@@ -7,15 +7,16 @@
         <w:ind w:left="-990"/>
         <w:jc w:val="center"/>
       </w:pPr>
+      <w:bookmarkStart w:id="0" w:name="_GoBack"/>
       <w:r>
         <w:rPr>
           <w:noProof/>
         </w:rPr>
         <w:drawing>
-          <wp:inline distT="0" distB="0" distL="0" distR="0" wp14:anchorId="4F171DEC" wp14:editId="2E33DC3B">
-            <wp:extent cx="8439785" cy="5731510"/>
-            <wp:effectExtent l="0" t="0" r="0" b="0"/>
-            <wp:docPr id="1" name="Рисунок 1"/>
+          <wp:inline distT="0" distB="0" distL="0" distR="0" wp14:anchorId="44FEA32D" wp14:editId="6C6975FD">
+            <wp:extent cx="7800975" cy="5731510"/>
+            <wp:effectExtent l="0" t="0" r="9525" b="0"/>
+            <wp:docPr id="2" name="Рисунок 2"/>
             <wp:cNvGraphicFramePr>
               <a:graphicFrameLocks xmlns:a="http://schemas.openxmlformats.org/drawingml/2006/main" noChangeAspect="1"/>
             </wp:cNvGraphicFramePr>
@@ -23,7 +24,7 @@
               <a:graphicData uri="http://schemas.openxmlformats.org/drawingml/2006/picture">
                 <pic:pic xmlns:pic="http://schemas.openxmlformats.org/drawingml/2006/picture">
                   <pic:nvPicPr>
-                    <pic:cNvPr id="1" name="UseCase.png"/>
+                    <pic:cNvPr id="2" name="UseCase.png"/>
                     <pic:cNvPicPr/>
                   </pic:nvPicPr>
                   <pic:blipFill>
@@ -41,7 +42,7 @@
                   <pic:spPr>
                     <a:xfrm>
                       <a:off x="0" y="0"/>
-                      <a:ext cx="8439785" cy="5731510"/>
+                      <a:ext cx="7800975" cy="5731510"/>
                     </a:xfrm>
                     <a:prstGeom prst="rect">
                       <a:avLst/>
@@ -53,7 +54,6 @@
           </wp:inline>
         </w:drawing>
       </w:r>
-      <w:bookmarkStart w:id="0" w:name="_GoBack"/>
       <w:bookmarkEnd w:id="0"/>
     </w:p>
     <w:sectPr>
@@ -794,7 +794,7 @@
 </file>
 
 <file path=customXml/itemProps1.xml><?xml version="1.0" encoding="utf-8"?>
-<ds:datastoreItem xmlns:ds="http://schemas.openxmlformats.org/officeDocument/2006/customXml" ds:itemID="{1035B4ED-3BDA-4B5E-AACC-97CE6319C447}">
+<ds:datastoreItem xmlns:ds="http://schemas.openxmlformats.org/officeDocument/2006/customXml" ds:itemID="{F189F13D-8ED5-47CD-A152-A2CA379EA89E}">
   <ds:schemaRefs>
     <ds:schemaRef ds:uri="http://schemas.openxmlformats.org/officeDocument/2006/bibliography"/>
   </ds:schemaRefs>

--- a/Docs/Word/UseCase.docx
+++ b/Docs/Word/UseCase.docx
@@ -8,15 +8,16 @@
         <w:jc w:val="center"/>
       </w:pPr>
       <w:bookmarkStart w:id="0" w:name="_GoBack"/>
+      <w:bookmarkEnd w:id="0"/>
       <w:r>
         <w:rPr>
           <w:noProof/>
         </w:rPr>
         <w:drawing>
-          <wp:inline distT="0" distB="0" distL="0" distR="0" wp14:anchorId="44FEA32D" wp14:editId="6C6975FD">
-            <wp:extent cx="7800975" cy="5731510"/>
-            <wp:effectExtent l="0" t="0" r="9525" b="0"/>
-            <wp:docPr id="2" name="Рисунок 2"/>
+          <wp:inline distT="0" distB="0" distL="0" distR="0" wp14:anchorId="14A0C571" wp14:editId="26772744">
+            <wp:extent cx="8475980" cy="5731510"/>
+            <wp:effectExtent l="0" t="0" r="1270" b="2540"/>
+            <wp:docPr id="1" name="Рисунок 1"/>
             <wp:cNvGraphicFramePr>
               <a:graphicFrameLocks xmlns:a="http://schemas.openxmlformats.org/drawingml/2006/main" noChangeAspect="1"/>
             </wp:cNvGraphicFramePr>
@@ -24,7 +25,7 @@
               <a:graphicData uri="http://schemas.openxmlformats.org/drawingml/2006/picture">
                 <pic:pic xmlns:pic="http://schemas.openxmlformats.org/drawingml/2006/picture">
                   <pic:nvPicPr>
-                    <pic:cNvPr id="2" name="UseCase.png"/>
+                    <pic:cNvPr id="1" name="UML.png"/>
                     <pic:cNvPicPr/>
                   </pic:nvPicPr>
                   <pic:blipFill>
@@ -42,7 +43,7 @@
                   <pic:spPr>
                     <a:xfrm>
                       <a:off x="0" y="0"/>
-                      <a:ext cx="7800975" cy="5731510"/>
+                      <a:ext cx="8475980" cy="5731510"/>
                     </a:xfrm>
                     <a:prstGeom prst="rect">
                       <a:avLst/>
@@ -54,7 +55,6 @@
           </wp:inline>
         </w:drawing>
       </w:r>
-      <w:bookmarkEnd w:id="0"/>
     </w:p>
     <w:sectPr>
       <w:pgSz w:w="16838" w:h="11906" w:orient="landscape" w:code="9"/>
@@ -794,7 +794,7 @@
 </file>
 
 <file path=customXml/itemProps1.xml><?xml version="1.0" encoding="utf-8"?>
-<ds:datastoreItem xmlns:ds="http://schemas.openxmlformats.org/officeDocument/2006/customXml" ds:itemID="{F189F13D-8ED5-47CD-A152-A2CA379EA89E}">
+<ds:datastoreItem xmlns:ds="http://schemas.openxmlformats.org/officeDocument/2006/customXml" ds:itemID="{4158634E-BEAC-41A3-A2D1-25514BE1A31C}">
   <ds:schemaRefs>
     <ds:schemaRef ds:uri="http://schemas.openxmlformats.org/officeDocument/2006/bibliography"/>
   </ds:schemaRefs>

--- a/Docs/Word/UseCase.docx
+++ b/Docs/Word/UseCase.docx
@@ -12,17 +12,16 @@
           <w:szCs w:val="24"/>
         </w:rPr>
       </w:pPr>
-      <w:bookmarkStart w:id="0" w:name="_GoBack"/>
       <w:r>
         <w:rPr>
           <w:noProof/>
           <w:lang w:val="ru-RU" w:eastAsia="ru-RU"/>
         </w:rPr>
         <w:drawing>
-          <wp:inline distT="0" distB="0" distL="0" distR="0" wp14:anchorId="1C9E8A07" wp14:editId="7B3DE7BF">
-            <wp:extent cx="8049491" cy="7685444"/>
-            <wp:effectExtent l="0" t="0" r="8890" b="0"/>
-            <wp:docPr id="2" name="Рисунок 2"/>
+          <wp:inline distT="0" distB="0" distL="0" distR="0" wp14:anchorId="3FB64AE5" wp14:editId="11FBDCBA">
+            <wp:extent cx="7749676" cy="7391400"/>
+            <wp:effectExtent l="0" t="0" r="3810" b="0"/>
+            <wp:docPr id="4" name="Рисунок 4"/>
             <wp:cNvGraphicFramePr>
               <a:graphicFrameLocks xmlns:a="http://schemas.openxmlformats.org/drawingml/2006/main" noChangeAspect="1"/>
             </wp:cNvGraphicFramePr>
@@ -30,7 +29,7 @@
               <a:graphicData uri="http://schemas.openxmlformats.org/drawingml/2006/picture">
                 <pic:pic xmlns:pic="http://schemas.openxmlformats.org/drawingml/2006/picture">
                   <pic:nvPicPr>
-                    <pic:cNvPr id="2" name="UseCase.png"/>
+                    <pic:cNvPr id="4" name="UseCase.png"/>
                     <pic:cNvPicPr/>
                   </pic:nvPicPr>
                   <pic:blipFill>
@@ -48,7 +47,7 @@
                   <pic:spPr>
                     <a:xfrm>
                       <a:off x="0" y="0"/>
-                      <a:ext cx="8064662" cy="7699929"/>
+                      <a:ext cx="7759990" cy="7401237"/>
                     </a:xfrm>
                     <a:prstGeom prst="rect">
                       <a:avLst/>
@@ -60,6 +59,7 @@
           </wp:inline>
         </w:drawing>
       </w:r>
+      <w:bookmarkStart w:id="0" w:name="_GoBack"/>
       <w:bookmarkEnd w:id="0"/>
       <w:r>
         <w:rPr>
@@ -69,7 +69,7 @@
         <mc:AlternateContent>
           <mc:Choice Requires="wpg">
             <w:drawing>
-              <wp:anchor distT="0" distB="0" distL="114300" distR="114300" simplePos="0" relativeHeight="251659264" behindDoc="0" locked="0" layoutInCell="1" allowOverlap="1" wp14:anchorId="6606EE77" wp14:editId="20B8533A">
+              <wp:anchor distT="0" distB="0" distL="114300" distR="114300" simplePos="0" relativeHeight="251659264" behindDoc="0" locked="0" layoutInCell="1" allowOverlap="1" wp14:anchorId="6606EE77" wp14:editId="1F35E4DA">
                 <wp:simplePos x="0" y="0"/>
                 <wp:positionH relativeFrom="margin">
                   <wp:align>center</wp:align>
@@ -3875,7 +3875,7 @@
 </file>
 
 <file path=customXml/itemProps1.xml><?xml version="1.0" encoding="utf-8"?>
-<ds:datastoreItem xmlns:ds="http://schemas.openxmlformats.org/officeDocument/2006/customXml" ds:itemID="{16F33CEB-1934-491C-9E84-FAFE6A5AB17F}">
+<ds:datastoreItem xmlns:ds="http://schemas.openxmlformats.org/officeDocument/2006/customXml" ds:itemID="{AB273384-6C50-468C-B829-FC6A875BB4AC}">
   <ds:schemaRefs>
     <ds:schemaRef ds:uri="http://schemas.openxmlformats.org/officeDocument/2006/bibliography"/>
   </ds:schemaRefs>

--- a/Docs/Word/UseCase.docx
+++ b/Docs/Word/UseCase.docx
@@ -6,61 +6,7 @@
       <w:pPr>
         <w:spacing w:after="0" w:line="240" w:lineRule="auto"/>
         <w:jc w:val="center"/>
-        <w:rPr>
-          <w:rFonts w:ascii="Times New Roman" w:eastAsia="Times New Roman" w:hAnsi="Times New Roman" w:cs="Times New Roman"/>
-          <w:sz w:val="24"/>
-          <w:szCs w:val="24"/>
-        </w:rPr>
       </w:pPr>
-      <w:r>
-        <w:rPr>
-          <w:noProof/>
-          <w:lang w:val="ru-RU" w:eastAsia="ru-RU"/>
-        </w:rPr>
-        <w:drawing>
-          <wp:inline distT="0" distB="0" distL="0" distR="0" wp14:anchorId="3FB64AE5" wp14:editId="11FBDCBA">
-            <wp:extent cx="7749676" cy="7391400"/>
-            <wp:effectExtent l="0" t="0" r="3810" b="0"/>
-            <wp:docPr id="4" name="Рисунок 4"/>
-            <wp:cNvGraphicFramePr>
-              <a:graphicFrameLocks xmlns:a="http://schemas.openxmlformats.org/drawingml/2006/main" noChangeAspect="1"/>
-            </wp:cNvGraphicFramePr>
-            <a:graphic xmlns:a="http://schemas.openxmlformats.org/drawingml/2006/main">
-              <a:graphicData uri="http://schemas.openxmlformats.org/drawingml/2006/picture">
-                <pic:pic xmlns:pic="http://schemas.openxmlformats.org/drawingml/2006/picture">
-                  <pic:nvPicPr>
-                    <pic:cNvPr id="4" name="UseCase.png"/>
-                    <pic:cNvPicPr/>
-                  </pic:nvPicPr>
-                  <pic:blipFill>
-                    <a:blip r:embed="rId7">
-                      <a:extLst>
-                        <a:ext uri="{28A0092B-C50C-407E-A947-70E740481C1C}">
-                          <a14:useLocalDpi xmlns:a14="http://schemas.microsoft.com/office/drawing/2010/main" val="0"/>
-                        </a:ext>
-                      </a:extLst>
-                    </a:blip>
-                    <a:stretch>
-                      <a:fillRect/>
-                    </a:stretch>
-                  </pic:blipFill>
-                  <pic:spPr>
-                    <a:xfrm>
-                      <a:off x="0" y="0"/>
-                      <a:ext cx="7759990" cy="7401237"/>
-                    </a:xfrm>
-                    <a:prstGeom prst="rect">
-                      <a:avLst/>
-                    </a:prstGeom>
-                  </pic:spPr>
-                </pic:pic>
-              </a:graphicData>
-            </a:graphic>
-          </wp:inline>
-        </w:drawing>
-      </w:r>
-      <w:bookmarkStart w:id="0" w:name="_GoBack"/>
-      <w:bookmarkEnd w:id="0"/>
       <w:r>
         <w:rPr>
           <w:noProof/>
@@ -69,7 +15,7 @@
         <mc:AlternateContent>
           <mc:Choice Requires="wpg">
             <w:drawing>
-              <wp:anchor distT="0" distB="0" distL="114300" distR="114300" simplePos="0" relativeHeight="251659264" behindDoc="0" locked="0" layoutInCell="1" allowOverlap="1" wp14:anchorId="6606EE77" wp14:editId="1F35E4DA">
+              <wp:anchor distT="0" distB="0" distL="114300" distR="114300" simplePos="0" relativeHeight="251659264" behindDoc="0" locked="0" layoutInCell="1" allowOverlap="1" wp14:anchorId="6606EE77" wp14:editId="32F73A6D">
                 <wp:simplePos x="0" y="0"/>
                 <wp:positionH relativeFrom="margin">
                   <wp:align>center</wp:align>
@@ -1246,25 +1192,7 @@
                                     <w:sz w:val="18"/>
                                     <w:szCs w:val="18"/>
                                   </w:rPr>
-                                  <w:t xml:space="preserve">. </w:t>
-                                </w:r>
-                                <w:proofErr w:type="spellStart"/>
-                                <w:r>
-                                  <w:rPr>
-                                    <w:rFonts w:ascii="Times New Roman" w:hAnsi="Times New Roman" w:cs="Times New Roman"/>
-                                    <w:sz w:val="18"/>
-                                    <w:szCs w:val="18"/>
-                                  </w:rPr>
-                                  <w:t>контр</w:t>
-                                </w:r>
-                                <w:proofErr w:type="spellEnd"/>
-                                <w:r>
-                                  <w:rPr>
-                                    <w:rFonts w:ascii="Times New Roman" w:hAnsi="Times New Roman" w:cs="Times New Roman"/>
-                                    <w:sz w:val="18"/>
-                                    <w:szCs w:val="18"/>
-                                  </w:rPr>
-                                  <w:t>.</w:t>
+                                  <w:t>. контр.</w:t>
                                 </w:r>
                               </w:p>
                             </w:txbxContent>
@@ -1305,25 +1233,7 @@
                                     <w:sz w:val="18"/>
                                     <w:szCs w:val="18"/>
                                   </w:rPr>
-                                  <w:t xml:space="preserve"> </w:t>
-                                </w:r>
-                                <w:proofErr w:type="spellStart"/>
-                                <w:r>
-                                  <w:rPr>
-                                    <w:rFonts w:ascii="Times New Roman" w:hAnsi="Times New Roman" w:cs="Times New Roman"/>
-                                    <w:sz w:val="18"/>
-                                    <w:szCs w:val="18"/>
-                                  </w:rPr>
-                                  <w:t>Утв</w:t>
-                                </w:r>
-                                <w:proofErr w:type="spellEnd"/>
-                                <w:r>
-                                  <w:rPr>
-                                    <w:rFonts w:ascii="Times New Roman" w:hAnsi="Times New Roman" w:cs="Times New Roman"/>
-                                    <w:sz w:val="18"/>
-                                    <w:szCs w:val="18"/>
-                                  </w:rPr>
-                                  <w:t>.</w:t>
+                                  <w:t xml:space="preserve"> Утв.</w:t>
                                 </w:r>
                               </w:p>
                             </w:txbxContent>
@@ -1368,6 +1278,7 @@
                                     <w:spacing w:val="-12"/>
                                     <w:sz w:val="18"/>
                                     <w:szCs w:val="18"/>
+                                    <w:lang w:val="ru-RU"/>
                                   </w:rPr>
                                   <w:t xml:space="preserve"> </w:t>
                                 </w:r>
@@ -1382,6 +1293,18 @@
                                   </w:rPr>
                                   <w:t>Селицкий Н.Е.</w:t>
                                 </w:r>
+                              </w:p>
+                              <w:p>
+                                <w:pPr>
+                                  <w:rPr>
+                                    <w:rFonts w:ascii="Times New Roman" w:hAnsi="Times New Roman" w:cs="Times New Roman"/>
+                                    <w:i/>
+                                    <w:spacing w:val="-12"/>
+                                    <w:sz w:val="18"/>
+                                    <w:szCs w:val="18"/>
+                                    <w:lang w:val="ru-RU"/>
+                                  </w:rPr>
+                                </w:pPr>
                               </w:p>
                             </w:txbxContent>
                           </wps:txbx>
@@ -1449,6 +1372,17 @@
                                   <w:t xml:space="preserve"> А.В.</w:t>
                                 </w:r>
                               </w:p>
+                              <w:p>
+                                <w:pPr>
+                                  <w:rPr>
+                                    <w:rFonts w:ascii="Times New Roman" w:hAnsi="Times New Roman" w:cs="Times New Roman"/>
+                                    <w:i/>
+                                    <w:sz w:val="18"/>
+                                    <w:szCs w:val="18"/>
+                                    <w:lang w:val="ru-RU"/>
+                                  </w:rPr>
+                                </w:pPr>
+                              </w:p>
                             </w:txbxContent>
                           </wps:txbx>
                           <wps:bodyPr rot="0" spcFirstLastPara="0" vertOverflow="overflow" horzOverflow="overflow" vert="horz" wrap="square" lIns="0" tIns="36000" rIns="0" bIns="0" numCol="1" spcCol="0" rtlCol="0" fromWordArt="0" anchor="ctr" anchorCtr="0" forceAA="0" upright="1" compatLnSpc="1">
@@ -1488,6 +1422,7 @@
                                     <w:i/>
                                     <w:sz w:val="18"/>
                                     <w:szCs w:val="18"/>
+                                    <w:lang w:val="en-US"/>
                                   </w:rPr>
                                   <w:t xml:space="preserve"> </w:t>
                                 </w:r>
@@ -1499,6 +1434,17 @@
                                   </w:rPr>
                                   <w:t>Авдеева В.Д.</w:t>
                                 </w:r>
+                              </w:p>
+                              <w:p>
+                                <w:pPr>
+                                  <w:pStyle w:val="a3"/>
+                                  <w:ind w:left="-57" w:right="-57" w:firstLine="57"/>
+                                  <w:rPr>
+                                    <w:i/>
+                                    <w:sz w:val="18"/>
+                                    <w:szCs w:val="18"/>
+                                  </w:rPr>
+                                </w:pPr>
                               </w:p>
                               <w:p>
                                 <w:pPr>
@@ -1690,9 +1636,8 @@
                                     <w:i/>
                                     <w:sz w:val="24"/>
                                     <w:szCs w:val="24"/>
-                                    <w:lang w:val="ru-RU"/>
-                                  </w:rPr>
-                                  <w:t>5</w:t>
+                                  </w:rPr>
+                                  <w:t>1</w:t>
                                 </w:r>
                                 <w:r>
                                   <w:rPr>
@@ -2061,7 +2006,6 @@
                                     <w:szCs w:val="16"/>
                                   </w:rPr>
                                 </w:pPr>
-                                <w:proofErr w:type="spellStart"/>
                                 <w:r>
                                   <w:rPr>
                                     <w:rFonts w:ascii="Times New Roman" w:hAnsi="Times New Roman" w:cs="Times New Roman"/>
@@ -2070,7 +2014,6 @@
                                   </w:rPr>
                                   <w:t>Масштаб</w:t>
                                 </w:r>
-                                <w:proofErr w:type="spellEnd"/>
                               </w:p>
                             </w:txbxContent>
                           </wps:txbx>
@@ -2362,25 +2305,7 @@
                               <w:sz w:val="18"/>
                               <w:szCs w:val="18"/>
                             </w:rPr>
-                            <w:t xml:space="preserve">. </w:t>
-                          </w:r>
-                          <w:proofErr w:type="spellStart"/>
-                          <w:r>
-                            <w:rPr>
-                              <w:rFonts w:ascii="Times New Roman" w:hAnsi="Times New Roman" w:cs="Times New Roman"/>
-                              <w:sz w:val="18"/>
-                              <w:szCs w:val="18"/>
-                            </w:rPr>
-                            <w:t>контр</w:t>
-                          </w:r>
-                          <w:proofErr w:type="spellEnd"/>
-                          <w:r>
-                            <w:rPr>
-                              <w:rFonts w:ascii="Times New Roman" w:hAnsi="Times New Roman" w:cs="Times New Roman"/>
-                              <w:sz w:val="18"/>
-                              <w:szCs w:val="18"/>
-                            </w:rPr>
-                            <w:t>.</w:t>
+                            <w:t>. контр.</w:t>
                           </w:r>
                         </w:p>
                       </w:txbxContent>
@@ -2403,25 +2328,7 @@
                               <w:sz w:val="18"/>
                               <w:szCs w:val="18"/>
                             </w:rPr>
-                            <w:t xml:space="preserve"> </w:t>
-                          </w:r>
-                          <w:proofErr w:type="spellStart"/>
-                          <w:r>
-                            <w:rPr>
-                              <w:rFonts w:ascii="Times New Roman" w:hAnsi="Times New Roman" w:cs="Times New Roman"/>
-                              <w:sz w:val="18"/>
-                              <w:szCs w:val="18"/>
-                            </w:rPr>
-                            <w:t>Утв</w:t>
-                          </w:r>
-                          <w:proofErr w:type="spellEnd"/>
-                          <w:r>
-                            <w:rPr>
-                              <w:rFonts w:ascii="Times New Roman" w:hAnsi="Times New Roman" w:cs="Times New Roman"/>
-                              <w:sz w:val="18"/>
-                              <w:szCs w:val="18"/>
-                            </w:rPr>
-                            <w:t>.</w:t>
+                            <w:t xml:space="preserve"> Утв.</w:t>
                           </w:r>
                         </w:p>
                       </w:txbxContent>
@@ -2448,6 +2355,7 @@
                               <w:spacing w:val="-12"/>
                               <w:sz w:val="18"/>
                               <w:szCs w:val="18"/>
+                              <w:lang w:val="ru-RU"/>
                             </w:rPr>
                             <w:t xml:space="preserve"> </w:t>
                           </w:r>
@@ -2462,6 +2370,18 @@
                             </w:rPr>
                             <w:t>Селицкий Н.Е.</w:t>
                           </w:r>
+                        </w:p>
+                        <w:p>
+                          <w:pPr>
+                            <w:rPr>
+                              <w:rFonts w:ascii="Times New Roman" w:hAnsi="Times New Roman" w:cs="Times New Roman"/>
+                              <w:i/>
+                              <w:spacing w:val="-12"/>
+                              <w:sz w:val="18"/>
+                              <w:szCs w:val="18"/>
+                              <w:lang w:val="ru-RU"/>
+                            </w:rPr>
+                          </w:pPr>
                         </w:p>
                       </w:txbxContent>
                     </v:textbox>
@@ -2510,6 +2430,17 @@
                             </w:rPr>
                             <w:t xml:space="preserve"> А.В.</w:t>
                           </w:r>
+                        </w:p>
+                        <w:p>
+                          <w:pPr>
+                            <w:rPr>
+                              <w:rFonts w:ascii="Times New Roman" w:hAnsi="Times New Roman" w:cs="Times New Roman"/>
+                              <w:i/>
+                              <w:sz w:val="18"/>
+                              <w:szCs w:val="18"/>
+                              <w:lang w:val="ru-RU"/>
+                            </w:rPr>
+                          </w:pPr>
                         </w:p>
                       </w:txbxContent>
                     </v:textbox>
@@ -2532,6 +2463,7 @@
                               <w:i/>
                               <w:sz w:val="18"/>
                               <w:szCs w:val="18"/>
+                              <w:lang w:val="en-US"/>
                             </w:rPr>
                             <w:t xml:space="preserve"> </w:t>
                           </w:r>
@@ -2543,6 +2475,17 @@
                             </w:rPr>
                             <w:t>Авдеева В.Д.</w:t>
                           </w:r>
+                        </w:p>
+                        <w:p>
+                          <w:pPr>
+                            <w:pStyle w:val="a3"/>
+                            <w:ind w:left="-57" w:right="-57" w:firstLine="57"/>
+                            <w:rPr>
+                              <w:i/>
+                              <w:sz w:val="18"/>
+                              <w:szCs w:val="18"/>
+                            </w:rPr>
+                          </w:pPr>
                         </w:p>
                         <w:p>
                           <w:pPr>
@@ -2680,9 +2623,8 @@
                               <w:i/>
                               <w:sz w:val="24"/>
                               <w:szCs w:val="24"/>
-                              <w:lang w:val="ru-RU"/>
-                            </w:rPr>
-                            <w:t>5</w:t>
+                            </w:rPr>
+                            <w:t>1</w:t>
                           </w:r>
                           <w:r>
                             <w:rPr>
@@ -2907,7 +2849,6 @@
                               <w:szCs w:val="16"/>
                             </w:rPr>
                           </w:pPr>
-                          <w:proofErr w:type="spellStart"/>
                           <w:r>
                             <w:rPr>
                               <w:rFonts w:ascii="Times New Roman" w:hAnsi="Times New Roman" w:cs="Times New Roman"/>
@@ -2916,7 +2857,6 @@
                             </w:rPr>
                             <w:t>Масштаб</w:t>
                           </w:r>
-                          <w:proofErr w:type="spellEnd"/>
                         </w:p>
                       </w:txbxContent>
                     </v:textbox>
@@ -2928,24 +2868,13 @@
           </mc:Fallback>
         </mc:AlternateContent>
       </w:r>
-    </w:p>
-    <w:p>
-      <w:r>
-        <w:br w:type="page"/>
-      </w:r>
-    </w:p>
-    <w:p/>
-    <w:p>
-      <w:pPr>
-        <w:jc w:val="center"/>
-      </w:pPr>
       <w:r>
         <w:rPr>
           <w:noProof/>
         </w:rPr>
         <w:drawing>
-          <wp:inline distT="0" distB="0" distL="0" distR="0" wp14:anchorId="20A8C669" wp14:editId="13313A1D">
-            <wp:extent cx="11839492" cy="6671788"/>
+          <wp:inline distT="0" distB="0" distL="0" distR="0">
+            <wp:extent cx="8160655" cy="7791450"/>
             <wp:effectExtent l="0" t="0" r="0" b="0"/>
             <wp:docPr id="1" name="Рисунок 1"/>
             <wp:cNvGraphicFramePr>
@@ -2955,11 +2884,11 @@
               <a:graphicData uri="http://schemas.openxmlformats.org/drawingml/2006/picture">
                 <pic:pic xmlns:pic="http://schemas.openxmlformats.org/drawingml/2006/picture">
                   <pic:nvPicPr>
-                    <pic:cNvPr id="1" name="Photo.png"/>
+                    <pic:cNvPr id="1" name="UseCase.png"/>
                     <pic:cNvPicPr/>
                   </pic:nvPicPr>
                   <pic:blipFill>
-                    <a:blip r:embed="rId8">
+                    <a:blip r:embed="rId4" cstate="print">
                       <a:extLst>
                         <a:ext uri="{28A0092B-C50C-407E-A947-70E740481C1C}">
                           <a14:useLocalDpi xmlns:a14="http://schemas.microsoft.com/office/drawing/2010/main" val="0"/>
@@ -2973,7 +2902,7 @@
                   <pic:spPr>
                     <a:xfrm>
                       <a:off x="0" y="0"/>
-                      <a:ext cx="11845446" cy="6675143"/>
+                      <a:ext cx="8175661" cy="7805778"/>
                     </a:xfrm>
                     <a:prstGeom prst="rect">
                       <a:avLst/>
@@ -2986,83 +2915,92 @@
         </w:drawing>
       </w:r>
     </w:p>
+    <w:p>
+      <w:r>
+        <w:br w:type="page"/>
+      </w:r>
+    </w:p>
+    <w:p/>
+    <w:p>
+      <w:pPr>
+        <w:spacing w:after="0" w:line="240" w:lineRule="auto"/>
+        <w:jc w:val="center"/>
+      </w:pPr>
+    </w:p>
+    <w:p>
+      <w:pPr>
+        <w:spacing w:after="0" w:line="240" w:lineRule="auto"/>
+        <w:jc w:val="center"/>
+      </w:pPr>
+    </w:p>
+    <w:p>
+      <w:pPr>
+        <w:spacing w:after="0" w:line="240" w:lineRule="auto"/>
+        <w:jc w:val="center"/>
+      </w:pPr>
+    </w:p>
+    <w:p>
+      <w:pPr>
+        <w:spacing w:after="0" w:line="240" w:lineRule="auto"/>
+        <w:jc w:val="center"/>
+      </w:pPr>
+      <w:r>
+        <w:rPr>
+          <w:noProof/>
+        </w:rPr>
+        <w:drawing>
+          <wp:inline distT="0" distB="0" distL="0" distR="0">
+            <wp:extent cx="11172677" cy="6296025"/>
+            <wp:effectExtent l="0" t="0" r="0" b="0"/>
+            <wp:docPr id="2" name="Рисунок 2"/>
+            <wp:cNvGraphicFramePr>
+              <a:graphicFrameLocks xmlns:a="http://schemas.openxmlformats.org/drawingml/2006/main" noChangeAspect="1"/>
+            </wp:cNvGraphicFramePr>
+            <a:graphic xmlns:a="http://schemas.openxmlformats.org/drawingml/2006/main">
+              <a:graphicData uri="http://schemas.openxmlformats.org/drawingml/2006/picture">
+                <pic:pic xmlns:pic="http://schemas.openxmlformats.org/drawingml/2006/picture">
+                  <pic:nvPicPr>
+                    <pic:cNvPr id="2" name="Photo.png"/>
+                    <pic:cNvPicPr/>
+                  </pic:nvPicPr>
+                  <pic:blipFill>
+                    <a:blip r:embed="rId5">
+                      <a:extLst>
+                        <a:ext uri="{28A0092B-C50C-407E-A947-70E740481C1C}">
+                          <a14:useLocalDpi xmlns:a14="http://schemas.microsoft.com/office/drawing/2010/main" val="0"/>
+                        </a:ext>
+                      </a:extLst>
+                    </a:blip>
+                    <a:stretch>
+                      <a:fillRect/>
+                    </a:stretch>
+                  </pic:blipFill>
+                  <pic:spPr>
+                    <a:xfrm>
+                      <a:off x="0" y="0"/>
+                      <a:ext cx="11177856" cy="6298944"/>
+                    </a:xfrm>
+                    <a:prstGeom prst="rect">
+                      <a:avLst/>
+                    </a:prstGeom>
+                  </pic:spPr>
+                </pic:pic>
+              </a:graphicData>
+            </a:graphic>
+          </wp:inline>
+        </w:drawing>
+      </w:r>
+      <w:bookmarkStart w:id="0" w:name="_GoBack"/>
+      <w:bookmarkEnd w:id="0"/>
+    </w:p>
     <w:sectPr>
-      <w:headerReference w:type="default" r:id="rId9"/>
       <w:pgSz w:w="23811" w:h="16838" w:orient="landscape" w:code="8"/>
-      <w:pgMar w:top="1138" w:right="850" w:bottom="1138" w:left="1699" w:header="288" w:footer="708" w:gutter="0"/>
+      <w:pgMar w:top="709" w:right="1134" w:bottom="851" w:left="1134" w:header="709" w:footer="709" w:gutter="0"/>
       <w:cols w:space="708"/>
       <w:docGrid w:linePitch="360"/>
     </w:sectPr>
   </w:body>
 </w:document>
-</file>
-
-<file path=word/endnotes.xml><?xml version="1.0" encoding="utf-8"?>
-<w:endnotes xmlns:wpc="http://schemas.microsoft.com/office/word/2010/wordprocessingCanvas" xmlns:cx="http://schemas.microsoft.com/office/drawing/2014/chartex" xmlns:cx1="http://schemas.microsoft.com/office/drawing/2015/9/8/chartex" xmlns:cx2="http://schemas.microsoft.com/office/drawing/2015/10/21/chartex" xmlns:cx3="http://schemas.microsoft.com/office/drawing/2016/5/9/chartex" xmlns:cx4="http://schemas.microsoft.com/office/drawing/2016/5/10/chartex" xmlns:cx5="http://schemas.microsoft.com/office/drawing/2016/5/11/chartex" xmlns:cx6="http://schemas.microsoft.com/office/drawing/2016/5/12/chartex" xmlns:cx7="http://schemas.microsoft.com/office/drawing/2016/5/13/chartex" xmlns:cx8="http://schemas.microsoft.com/office/drawing/2016/5/14/chartex" xmlns:mc="http://schemas.openxmlformats.org/markup-compatibility/2006" xmlns:aink="http://schemas.microsoft.com/office/drawing/2016/ink" xmlns:am3d="http://schemas.microsoft.com/office/drawing/2017/model3d" xmlns:o="urn:schemas-microsoft-com:office:office" xmlns:r="http://schemas.openxmlformats.org/officeDocument/2006/relationships" xmlns:m="http://schemas.openxmlformats.org/officeDocument/2006/math" xmlns:v="urn:schemas-microsoft-com:vml" xmlns:wp14="http://schemas.microsoft.com/office/word/2010/wordprocessingDrawing" xmlns:wp="http://schemas.openxmlformats.org/drawingml/2006/wordprocessingDrawing" xmlns:w10="urn:schemas-microsoft-com:office:word" xmlns:w="http://schemas.openxmlformats.org/wordprocessingml/2006/main" xmlns:w14="http://schemas.microsoft.com/office/word/2010/wordml" xmlns:w15="http://schemas.microsoft.com/office/word/2012/wordml" xmlns:w16cid="http://schemas.microsoft.com/office/word/2016/wordml/cid" xmlns:w16se="http://schemas.microsoft.com/office/word/2015/wordml/symex" xmlns:wpg="http://schemas.microsoft.com/office/word/2010/wordprocessingGroup" xmlns:wpi="http://schemas.microsoft.com/office/word/2010/wordprocessingInk" xmlns:wne="http://schemas.microsoft.com/office/word/2006/wordml" xmlns:wps="http://schemas.microsoft.com/office/word/2010/wordprocessingShape" mc:Ignorable="w14 w15 w16se w16cid wp14">
-  <w:endnote w:type="separator" w:id="-1">
-    <w:p>
-      <w:pPr>
-        <w:spacing w:after="0" w:line="240" w:lineRule="auto"/>
-      </w:pPr>
-      <w:r>
-        <w:separator/>
-      </w:r>
-    </w:p>
-  </w:endnote>
-  <w:endnote w:type="continuationSeparator" w:id="0">
-    <w:p>
-      <w:pPr>
-        <w:spacing w:after="0" w:line="240" w:lineRule="auto"/>
-      </w:pPr>
-      <w:r>
-        <w:continuationSeparator/>
-      </w:r>
-    </w:p>
-  </w:endnote>
-</w:endnotes>
-</file>
-
-<file path=word/footnotes.xml><?xml version="1.0" encoding="utf-8"?>
-<w:footnotes xmlns:wpc="http://schemas.microsoft.com/office/word/2010/wordprocessingCanvas" xmlns:cx="http://schemas.microsoft.com/office/drawing/2014/chartex" xmlns:cx1="http://schemas.microsoft.com/office/drawing/2015/9/8/chartex" xmlns:cx2="http://schemas.microsoft.com/office/drawing/2015/10/21/chartex" xmlns:cx3="http://schemas.microsoft.com/office/drawing/2016/5/9/chartex" xmlns:cx4="http://schemas.microsoft.com/office/drawing/2016/5/10/chartex" xmlns:cx5="http://schemas.microsoft.com/office/drawing/2016/5/11/chartex" xmlns:cx6="http://schemas.microsoft.com/office/drawing/2016/5/12/chartex" xmlns:cx7="http://schemas.microsoft.com/office/drawing/2016/5/13/chartex" xmlns:cx8="http://schemas.microsoft.com/office/drawing/2016/5/14/chartex" xmlns:mc="http://schemas.openxmlformats.org/markup-compatibility/2006" xmlns:aink="http://schemas.microsoft.com/office/drawing/2016/ink" xmlns:am3d="http://schemas.microsoft.com/office/drawing/2017/model3d" xmlns:o="urn:schemas-microsoft-com:office:office" xmlns:r="http://schemas.openxmlformats.org/officeDocument/2006/relationships" xmlns:m="http://schemas.openxmlformats.org/officeDocument/2006/math" xmlns:v="urn:schemas-microsoft-com:vml" xmlns:wp14="http://schemas.microsoft.com/office/word/2010/wordprocessingDrawing" xmlns:wp="http://schemas.openxmlformats.org/drawingml/2006/wordprocessingDrawing" xmlns:w10="urn:schemas-microsoft-com:office:word" xmlns:w="http://schemas.openxmlformats.org/wordprocessingml/2006/main" xmlns:w14="http://schemas.microsoft.com/office/word/2010/wordml" xmlns:w15="http://schemas.microsoft.com/office/word/2012/wordml" xmlns:w16cid="http://schemas.microsoft.com/office/word/2016/wordml/cid" xmlns:w16se="http://schemas.microsoft.com/office/word/2015/wordml/symex" xmlns:wpg="http://schemas.microsoft.com/office/word/2010/wordprocessingGroup" xmlns:wpi="http://schemas.microsoft.com/office/word/2010/wordprocessingInk" xmlns:wne="http://schemas.microsoft.com/office/word/2006/wordml" xmlns:wps="http://schemas.microsoft.com/office/word/2010/wordprocessingShape" mc:Ignorable="w14 w15 w16se w16cid wp14">
-  <w:footnote w:type="separator" w:id="-1">
-    <w:p>
-      <w:pPr>
-        <w:spacing w:after="0" w:line="240" w:lineRule="auto"/>
-      </w:pPr>
-      <w:r>
-        <w:separator/>
-      </w:r>
-    </w:p>
-  </w:footnote>
-  <w:footnote w:type="continuationSeparator" w:id="0">
-    <w:p>
-      <w:pPr>
-        <w:spacing w:after="0" w:line="240" w:lineRule="auto"/>
-      </w:pPr>
-      <w:r>
-        <w:continuationSeparator/>
-      </w:r>
-    </w:p>
-  </w:footnote>
-</w:footnotes>
-</file>
-
-<file path=word/header1.xml><?xml version="1.0" encoding="utf-8"?>
-<w:hdr xmlns:wpc="http://schemas.microsoft.com/office/word/2010/wordprocessingCanvas" xmlns:cx="http://schemas.microsoft.com/office/drawing/2014/chartex" xmlns:cx1="http://schemas.microsoft.com/office/drawing/2015/9/8/chartex" xmlns:cx2="http://schemas.microsoft.com/office/drawing/2015/10/21/chartex" xmlns:cx3="http://schemas.microsoft.com/office/drawing/2016/5/9/chartex" xmlns:cx4="http://schemas.microsoft.com/office/drawing/2016/5/10/chartex" xmlns:cx5="http://schemas.microsoft.com/office/drawing/2016/5/11/chartex" xmlns:cx6="http://schemas.microsoft.com/office/drawing/2016/5/12/chartex" xmlns:cx7="http://schemas.microsoft.com/office/drawing/2016/5/13/chartex" xmlns:cx8="http://schemas.microsoft.com/office/drawing/2016/5/14/chartex" xmlns:mc="http://schemas.openxmlformats.org/markup-compatibility/2006" xmlns:aink="http://schemas.microsoft.com/office/drawing/2016/ink" xmlns:am3d="http://schemas.microsoft.com/office/drawing/2017/model3d" xmlns:o="urn:schemas-microsoft-com:office:office" xmlns:r="http://schemas.openxmlformats.org/officeDocument/2006/relationships" xmlns:m="http://schemas.openxmlformats.org/officeDocument/2006/math" xmlns:v="urn:schemas-microsoft-com:vml" xmlns:wp14="http://schemas.microsoft.com/office/word/2010/wordprocessingDrawing" xmlns:wp="http://schemas.openxmlformats.org/drawingml/2006/wordprocessingDrawing" xmlns:w10="urn:schemas-microsoft-com:office:word" xmlns:w="http://schemas.openxmlformats.org/wordprocessingml/2006/main" xmlns:w14="http://schemas.microsoft.com/office/word/2010/wordml" xmlns:w15="http://schemas.microsoft.com/office/word/2012/wordml" xmlns:w16cid="http://schemas.microsoft.com/office/word/2016/wordml/cid" xmlns:w16se="http://schemas.microsoft.com/office/word/2015/wordml/symex" xmlns:wpg="http://schemas.microsoft.com/office/word/2010/wordprocessingGroup" xmlns:wpi="http://schemas.microsoft.com/office/word/2010/wordprocessingInk" xmlns:wne="http://schemas.microsoft.com/office/word/2006/wordml" xmlns:wps="http://schemas.microsoft.com/office/word/2010/wordprocessingShape" mc:Ignorable="w14 w15 w16se w16cid wp14">
-  <w:p>
-    <w:pPr>
-      <w:pStyle w:val="a7"/>
-      <w:tabs>
-        <w:tab w:val="left" w:pos="19260"/>
-        <w:tab w:val="left" w:pos="19710"/>
-      </w:tabs>
-      <w:ind w:right="573"/>
-      <w:rPr>
-        <w:lang w:val="ru-RU"/>
-      </w:rPr>
-    </w:pPr>
-  </w:p>
-</w:hdr>
 </file>
 
 <file path=word/styles.xml><?xml version="1.0" encoding="utf-8"?>
@@ -3556,56 +3494,6 @@
       <w:lang w:val="uk-UA" w:eastAsia="ru-RU"/>
     </w:rPr>
   </w:style>
-  <w:style w:type="paragraph" w:styleId="a7">
-    <w:name w:val="header"/>
-    <w:basedOn w:val="a"/>
-    <w:link w:val="a8"/>
-    <w:uiPriority w:val="99"/>
-    <w:unhideWhenUsed/>
-    <w:rsid w:val="002B47CA"/>
-    <w:pPr>
-      <w:tabs>
-        <w:tab w:val="center" w:pos="4513"/>
-        <w:tab w:val="right" w:pos="9026"/>
-      </w:tabs>
-      <w:spacing w:after="0" w:line="240" w:lineRule="auto"/>
-    </w:pPr>
-  </w:style>
-  <w:style w:type="character" w:customStyle="1" w:styleId="a8">
-    <w:name w:val="Верхний колонтитул Знак"/>
-    <w:basedOn w:val="a0"/>
-    <w:link w:val="a7"/>
-    <w:uiPriority w:val="99"/>
-    <w:rsid w:val="002B47CA"/>
-    <w:rPr>
-      <w:lang w:val="en-US"/>
-    </w:rPr>
-  </w:style>
-  <w:style w:type="paragraph" w:styleId="a9">
-    <w:name w:val="footer"/>
-    <w:basedOn w:val="a"/>
-    <w:link w:val="aa"/>
-    <w:uiPriority w:val="99"/>
-    <w:unhideWhenUsed/>
-    <w:rsid w:val="002B47CA"/>
-    <w:pPr>
-      <w:tabs>
-        <w:tab w:val="center" w:pos="4513"/>
-        <w:tab w:val="right" w:pos="9026"/>
-      </w:tabs>
-      <w:spacing w:after="0" w:line="240" w:lineRule="auto"/>
-    </w:pPr>
-  </w:style>
-  <w:style w:type="character" w:customStyle="1" w:styleId="aa">
-    <w:name w:val="Нижний колонтитул Знак"/>
-    <w:basedOn w:val="a0"/>
-    <w:link w:val="a9"/>
-    <w:uiPriority w:val="99"/>
-    <w:rsid w:val="002B47CA"/>
-    <w:rPr>
-      <w:lang w:val="en-US"/>
-    </w:rPr>
-  </w:style>
 </w:styles>
 </file>
 
@@ -3868,16 +3756,4 @@
     </a:ext>
   </a:extLst>
 </a:theme>
-</file>
-
-<file path=customXml/item1.xml><?xml version="1.0" encoding="utf-8"?>
-<b:Sources xmlns:b="http://schemas.openxmlformats.org/officeDocument/2006/bibliography" xmlns="http://schemas.openxmlformats.org/officeDocument/2006/bibliography" SelectedStyle="\APASixthEditionOfficeOnline.xsl" StyleName="APA" Version="6"/>
-</file>
-
-<file path=customXml/itemProps1.xml><?xml version="1.0" encoding="utf-8"?>
-<ds:datastoreItem xmlns:ds="http://schemas.openxmlformats.org/officeDocument/2006/customXml" ds:itemID="{AB273384-6C50-468C-B829-FC6A875BB4AC}">
-  <ds:schemaRefs>
-    <ds:schemaRef ds:uri="http://schemas.openxmlformats.org/officeDocument/2006/bibliography"/>
-  </ds:schemaRefs>
-</ds:datastoreItem>
 </file>
--- a/Docs/Word/UseCase.docx
+++ b/Docs/Word/UseCase.docx
@@ -2874,9 +2874,9 @@
         </w:rPr>
         <w:drawing>
           <wp:inline distT="0" distB="0" distL="0" distR="0">
-            <wp:extent cx="8160655" cy="7791450"/>
+            <wp:extent cx="9239250" cy="7855162"/>
             <wp:effectExtent l="0" t="0" r="0" b="0"/>
-            <wp:docPr id="1" name="Рисунок 1"/>
+            <wp:docPr id="2" name="Рисунок 2"/>
             <wp:cNvGraphicFramePr>
               <a:graphicFrameLocks xmlns:a="http://schemas.openxmlformats.org/drawingml/2006/main" noChangeAspect="1"/>
             </wp:cNvGraphicFramePr>
@@ -2884,7 +2884,7 @@
               <a:graphicData uri="http://schemas.openxmlformats.org/drawingml/2006/picture">
                 <pic:pic xmlns:pic="http://schemas.openxmlformats.org/drawingml/2006/picture">
                   <pic:nvPicPr>
-                    <pic:cNvPr id="1" name="UseCase.png"/>
+                    <pic:cNvPr id="2" name="UseCase.png"/>
                     <pic:cNvPicPr/>
                   </pic:nvPicPr>
                   <pic:blipFill>
@@ -2902,83 +2902,7 @@
                   <pic:spPr>
                     <a:xfrm>
                       <a:off x="0" y="0"/>
-                      <a:ext cx="8175661" cy="7805778"/>
-                    </a:xfrm>
-                    <a:prstGeom prst="rect">
-                      <a:avLst/>
-                    </a:prstGeom>
-                  </pic:spPr>
-                </pic:pic>
-              </a:graphicData>
-            </a:graphic>
-          </wp:inline>
-        </w:drawing>
-      </w:r>
-    </w:p>
-    <w:p>
-      <w:r>
-        <w:br w:type="page"/>
-      </w:r>
-    </w:p>
-    <w:p/>
-    <w:p>
-      <w:pPr>
-        <w:spacing w:after="0" w:line="240" w:lineRule="auto"/>
-        <w:jc w:val="center"/>
-      </w:pPr>
-    </w:p>
-    <w:p>
-      <w:pPr>
-        <w:spacing w:after="0" w:line="240" w:lineRule="auto"/>
-        <w:jc w:val="center"/>
-      </w:pPr>
-    </w:p>
-    <w:p>
-      <w:pPr>
-        <w:spacing w:after="0" w:line="240" w:lineRule="auto"/>
-        <w:jc w:val="center"/>
-      </w:pPr>
-    </w:p>
-    <w:p>
-      <w:pPr>
-        <w:spacing w:after="0" w:line="240" w:lineRule="auto"/>
-        <w:jc w:val="center"/>
-      </w:pPr>
-      <w:r>
-        <w:rPr>
-          <w:noProof/>
-        </w:rPr>
-        <w:drawing>
-          <wp:inline distT="0" distB="0" distL="0" distR="0">
-            <wp:extent cx="11172677" cy="6296025"/>
-            <wp:effectExtent l="0" t="0" r="0" b="0"/>
-            <wp:docPr id="2" name="Рисунок 2"/>
-            <wp:cNvGraphicFramePr>
-              <a:graphicFrameLocks xmlns:a="http://schemas.openxmlformats.org/drawingml/2006/main" noChangeAspect="1"/>
-            </wp:cNvGraphicFramePr>
-            <a:graphic xmlns:a="http://schemas.openxmlformats.org/drawingml/2006/main">
-              <a:graphicData uri="http://schemas.openxmlformats.org/drawingml/2006/picture">
-                <pic:pic xmlns:pic="http://schemas.openxmlformats.org/drawingml/2006/picture">
-                  <pic:nvPicPr>
-                    <pic:cNvPr id="2" name="Photo.png"/>
-                    <pic:cNvPicPr/>
-                  </pic:nvPicPr>
-                  <pic:blipFill>
-                    <a:blip r:embed="rId5">
-                      <a:extLst>
-                        <a:ext uri="{28A0092B-C50C-407E-A947-70E740481C1C}">
-                          <a14:useLocalDpi xmlns:a14="http://schemas.microsoft.com/office/drawing/2010/main" val="0"/>
-                        </a:ext>
-                      </a:extLst>
-                    </a:blip>
-                    <a:stretch>
-                      <a:fillRect/>
-                    </a:stretch>
-                  </pic:blipFill>
-                  <pic:spPr>
-                    <a:xfrm>
-                      <a:off x="0" y="0"/>
-                      <a:ext cx="11177856" cy="6298944"/>
+                      <a:ext cx="9241492" cy="7857068"/>
                     </a:xfrm>
                     <a:prstGeom prst="rect">
                       <a:avLst/>
@@ -2993,6 +2917,7 @@
       <w:bookmarkStart w:id="0" w:name="_GoBack"/>
       <w:bookmarkEnd w:id="0"/>
     </w:p>
+    <w:p/>
     <w:sectPr>
       <w:pgSz w:w="23811" w:h="16838" w:orient="landscape" w:code="8"/>
       <w:pgMar w:top="709" w:right="1134" w:bottom="851" w:left="1134" w:header="709" w:footer="709" w:gutter="0"/>
